--- a/docs/ebooks/04_Genspark_A_Super_IA.docx
+++ b/docs/ebooks/04_Genspark_A_Super_IA.docx
@@ -2,17 +2,84 @@
 <file path=word/document.xml><?xml version="1.0" encoding="utf-8"?>
 <w:document xmlns:wpc="http://schemas.microsoft.com/office/word/2010/wordprocessingCanvas" xmlns:mo="http://schemas.microsoft.com/office/mac/office/2008/main" xmlns:mc="http://schemas.openxmlformats.org/markup-compatibility/2006" xmlns:mv="urn:schemas-microsoft-com:mac:vml" xmlns:o="urn:schemas-microsoft-com:office:office" xmlns:r="http://schemas.openxmlformats.org/officeDocument/2006/relationships" xmlns:m="http://schemas.openxmlformats.org/officeDocument/2006/math" xmlns:v="urn:schemas-microsoft-com:vml" xmlns:wp14="http://schemas.microsoft.com/office/word/2010/wordprocessingDrawing" xmlns:wp="http://schemas.openxmlformats.org/drawingml/2006/wordprocessingDrawing" xmlns:w10="urn:schemas-microsoft-com:office:word" xmlns:w="http://schemas.openxmlformats.org/wordprocessingml/2006/main" xmlns:w14="http://schemas.microsoft.com/office/word/2010/wordml" xmlns:wpg="http://schemas.microsoft.com/office/word/2010/wordprocessingGroup" xmlns:wpi="http://schemas.microsoft.com/office/word/2010/wordprocessingInk" xmlns:wne="http://schemas.microsoft.com/office/word/2006/wordml" xmlns:wps="http://schemas.microsoft.com/office/word/2010/wordprocessingShape" mc:Ignorable="w14 wp14">
   <w:body>
+    <w:p/>
+    <w:p/>
+    <w:p/>
     <w:p>
       <w:pPr>
         <w:jc w:val="center"/>
       </w:pPr>
       <w:r>
         <w:rPr>
+          <w:rFonts w:ascii="Calibri" w:hAnsi="Calibri" w:cs="Calibri"/>
           <w:b/>
+          <w:i w:val="0"/>
           <w:color w:val="1F3864"/>
-          <w:sz w:val="56"/>
+          <w:sz w:val="72"/>
         </w:rPr>
         <w:t>Genspark - A Super IA</w:t>
+      </w:r>
+    </w:p>
+    <w:p>
+      <w:pPr>
+        <w:spacing w:before="240"/>
+        <w:jc w:val="center"/>
+      </w:pPr>
+      <w:r>
+        <w:rPr>
+          <w:rFonts w:ascii="Calibri" w:hAnsi="Calibri" w:cs="Calibri"/>
+          <w:b w:val="0"/>
+          <w:i/>
+          <w:color w:val="4472C4"/>
+          <w:sz w:val="36"/>
+        </w:rPr>
+        <w:t>Explorando as Capacidades Extraordinárias da Plataforma Mais Avançada</w:t>
+      </w:r>
+    </w:p>
+    <w:p/>
+    <w:p/>
+    <w:p>
+      <w:pPr>
+        <w:pBdr>
+          <w:bottom w:val="single" w:sz="8" w:space="1" w:color="4472C4"/>
+        </w:pBdr>
+      </w:pPr>
+    </w:p>
+    <w:p>
+      <w:pPr>
+        <w:spacing w:before="360"/>
+        <w:jc w:val="center"/>
+      </w:pPr>
+      <w:r>
+        <w:rPr>
+          <w:rFonts w:ascii="Calibri" w:hAnsi="Calibri" w:cs="Calibri"/>
+          <w:b w:val="0"/>
+          <w:i/>
+          <w:color w:val="707070"/>
+          <w:sz w:val="26"/>
+        </w:rPr>
+        <w:t>Vá além do básico: domine os recursos avançados da Genspark.</w:t>
+      </w:r>
+    </w:p>
+    <w:p/>
+    <w:p/>
+    <w:p/>
+    <w:p/>
+    <w:p/>
+    <w:p/>
+    <w:p>
+      <w:pPr>
+        <w:jc w:val="center"/>
+      </w:pPr>
+      <w:r>
+        <w:rPr>
+          <w:rFonts w:ascii="Calibri" w:hAnsi="Calibri" w:cs="Calibri"/>
+          <w:b/>
+          <w:i w:val="0"/>
+          <w:color w:val="1F3864"/>
+          <w:sz w:val="28"/>
+        </w:rPr>
+        <w:t>Por MMN AI-to-AI</w:t>
       </w:r>
     </w:p>
     <w:p>
@@ -21,22 +88,13 @@
       </w:pPr>
       <w:r>
         <w:rPr>
-          <w:color w:val="4472C4"/>
-          <w:sz w:val="28"/>
+          <w:rFonts w:ascii="Calibri" w:hAnsi="Calibri" w:cs="Calibri"/>
+          <w:b w:val="0"/>
+          <w:i w:val="0"/>
+          <w:color w:val="707070"/>
+          <w:sz w:val="22"/>
         </w:rPr>
-        <w:t>Explorando as Capacidades Extraordinárias da Plataforma Mais Avançada</w:t>
-      </w:r>
-    </w:p>
-    <w:p>
-      <w:pPr>
-        <w:jc w:val="center"/>
-      </w:pPr>
-      <w:r>
-        <w:rPr>
-          <w:i/>
-          <w:sz w:val="24"/>
-        </w:rPr>
-        <w:t>Por MMN AI-to-AI</w:t>
+        <w:t>MMN AI-to-AI • 2026</w:t>
       </w:r>
     </w:p>
     <w:p>
@@ -46,371 +104,1231 @@
     </w:p>
     <w:p>
       <w:pPr>
-        <w:pStyle w:val="Heading1"/>
+        <w:jc w:val="left"/>
       </w:pPr>
       <w:r>
         <w:rPr>
+          <w:rFonts w:ascii="Calibri" w:hAnsi="Calibri" w:cs="Calibri"/>
+          <w:b/>
+          <w:i w:val="0"/>
           <w:color w:val="1F3864"/>
-          <w:sz w:val="36"/>
+          <w:sz w:val="56"/>
         </w:rPr>
-        <w:t>Introdução</w:t>
+        <w:t>Sobre este ebook</w:t>
       </w:r>
     </w:p>
     <w:p>
       <w:pPr>
-        <w:spacing w:after="160"/>
+        <w:pBdr>
+          <w:bottom w:val="single" w:sz="8" w:space="1" w:color="4472C4"/>
+        </w:pBdr>
+      </w:pPr>
+    </w:p>
+    <w:p>
+      <w:pPr>
+        <w:spacing w:before="360" w:line="360" w:lineRule="auto" w:after="240"/>
       </w:pPr>
       <w:r>
         <w:rPr>
-          <w:sz w:val="22"/>
+          <w:rFonts w:ascii="Calibri" w:hAnsi="Calibri" w:cs="Calibri"/>
+          <w:b w:val="0"/>
+          <w:i w:val="0"/>
+          <w:color w:val="202020"/>
+          <w:sz w:val="24"/>
         </w:rPr>
-        <w:t>Bem-vindo a este guia completo sobre inteligência artificial.</w:t>
+        <w:t>Se você já usa a Genspark no modo básico, este ebook vai te levar ao próximo nível. Vamos explorar as funcionalidades avançadas que poucos usuários conhecem, mas que fazem toda a diferença entre um uso amador e um uso profissional de alto impacto. Você vai aprender a criar agentes personalizados, montar fluxos multi-agente, usar a plataforma para programação, análise de dados, design e estratégia de negócios. Também vamos mergulhar em técnicas de prompt de ponta, integração com APIs, automação de fluxos completos e casos de uso avançados que estão transformando empresas inteiras. Prepare-se: depois de ler este guia, a Genspark vai virar sua principal ferramenta de trabalho.</w:t>
       </w:r>
     </w:p>
     <w:p>
       <w:pPr>
-        <w:spacing w:after="160"/>
+        <w:spacing w:before="480"/>
       </w:pPr>
       <w:r>
         <w:rPr>
-          <w:sz w:val="22"/>
+          <w:rFonts w:ascii="Calibri" w:hAnsi="Calibri" w:cs="Calibri"/>
+          <w:b/>
+          <w:i w:val="0"/>
+          <w:color w:val="1F3864"/>
+          <w:sz w:val="44"/>
         </w:rPr>
-        <w:t>Este ebook foi criado para ajudar você a dominar as ferramentas de IA mais modernas e obter resultados extraordinários.</w:t>
-      </w:r>
-    </w:p>
-    <w:p/>
-    <w:p>
-      <w:pPr>
-        <w:pStyle w:val="Heading1"/>
-      </w:pPr>
-      <w:r>
-        <w:rPr>
-          <w:color w:val="1F3864"/>
-          <w:sz w:val="36"/>
-        </w:rPr>
-        <w:t>Conceitos Fundamentais</w:t>
+        <w:t>Sumário</w:t>
       </w:r>
     </w:p>
     <w:p>
       <w:pPr>
-        <w:pStyle w:val="Heading2"/>
+        <w:pBdr>
+          <w:bottom w:val="single" w:sz="8" w:space="1" w:color="4472C4"/>
+        </w:pBdr>
+      </w:pPr>
+    </w:p>
+    <w:p>
+      <w:pPr>
+        <w:spacing w:before="160"/>
+        <w:ind w:left="283"/>
       </w:pPr>
       <w:r>
         <w:rPr>
+          <w:rFonts w:ascii="Calibri" w:hAnsi="Calibri" w:cs="Calibri"/>
+          <w:b/>
+          <w:i w:val="0"/>
           <w:color w:val="4472C4"/>
-          <w:sz w:val="28"/>
+          <w:sz w:val="24"/>
         </w:rPr>
-        <w:t>O que você precisa saber</w:t>
+        <w:t xml:space="preserve">• </w:t>
+      </w:r>
+      <w:r>
+        <w:rPr>
+          <w:rFonts w:ascii="Calibri" w:hAnsi="Calibri" w:cs="Calibri"/>
+          <w:b w:val="0"/>
+          <w:i w:val="0"/>
+          <w:color w:val="202020"/>
+          <w:sz w:val="24"/>
+        </w:rPr>
+        <w:t>1. Recursos Avançados que Poucos Conhecem</w:t>
       </w:r>
     </w:p>
     <w:p>
       <w:pPr>
-        <w:spacing w:after="160"/>
+        <w:spacing w:before="160"/>
+        <w:ind w:left="283"/>
       </w:pPr>
       <w:r>
         <w:rPr>
-          <w:sz w:val="22"/>
+          <w:rFonts w:ascii="Calibri" w:hAnsi="Calibri" w:cs="Calibri"/>
+          <w:b/>
+          <w:i w:val="0"/>
+          <w:color w:val="4472C4"/>
+          <w:sz w:val="24"/>
         </w:rPr>
-        <w:t>Aqui você encontrará informações essenciais sobre o tema abordado, com explicações claras e práticas.</w:t>
+        <w:t xml:space="preserve">• </w:t>
       </w:r>
-    </w:p>
-    <w:p/>
-    <w:p>
-      <w:pPr>
-        <w:pStyle w:val="Heading1"/>
-      </w:pPr>
       <w:r>
         <w:rPr>
-          <w:color w:val="1F3864"/>
-          <w:sz w:val="36"/>
+          <w:rFonts w:ascii="Calibri" w:hAnsi="Calibri" w:cs="Calibri"/>
+          <w:b w:val="0"/>
+          <w:i w:val="0"/>
+          <w:color w:val="202020"/>
+          <w:sz w:val="24"/>
         </w:rPr>
-        <w:t>Aplicações Práticas</w:t>
+        <w:t>2. Conceitos Profundos: Como Pensar com Agentes</w:t>
       </w:r>
     </w:p>
     <w:p>
       <w:pPr>
-        <w:spacing w:after="160"/>
+        <w:spacing w:before="160"/>
+        <w:ind w:left="283"/>
       </w:pPr>
       <w:r>
         <w:rPr>
-          <w:sz w:val="22"/>
+          <w:rFonts w:ascii="Calibri" w:hAnsi="Calibri" w:cs="Calibri"/>
+          <w:b/>
+          <w:i w:val="0"/>
+          <w:color w:val="4472C4"/>
+          <w:sz w:val="24"/>
         </w:rPr>
-        <w:t>As aplicações práticas são vastas e podem transformar sua vida profissional e pessoal.</w:t>
+        <w:t xml:space="preserve">• </w:t>
+      </w:r>
+      <w:r>
+        <w:rPr>
+          <w:rFonts w:ascii="Calibri" w:hAnsi="Calibri" w:cs="Calibri"/>
+          <w:b w:val="0"/>
+          <w:i w:val="0"/>
+          <w:color w:val="202020"/>
+          <w:sz w:val="24"/>
+        </w:rPr>
+        <w:t>3. Aplicações Avançadas: Quando a Genspark Vira Infraestrutura</w:t>
       </w:r>
     </w:p>
     <w:p>
       <w:pPr>
-        <w:spacing w:after="160"/>
+        <w:spacing w:before="160"/>
+        <w:ind w:left="283"/>
       </w:pPr>
       <w:r>
         <w:rPr>
-          <w:sz w:val="22"/>
+          <w:rFonts w:ascii="Calibri" w:hAnsi="Calibri" w:cs="Calibri"/>
+          <w:b/>
+          <w:i w:val="0"/>
+          <w:color w:val="4472C4"/>
+          <w:sz w:val="24"/>
         </w:rPr>
-        <w:t>Explore exemplos reais de como implementar o conhecimento adquirido.</w:t>
+        <w:t xml:space="preserve">• </w:t>
       </w:r>
-    </w:p>
-    <w:p/>
-    <w:p>
-      <w:pPr>
-        <w:pStyle w:val="Heading1"/>
-      </w:pPr>
       <w:r>
         <w:rPr>
-          <w:color w:val="1F3864"/>
-          <w:sz w:val="36"/>
+          <w:rFonts w:ascii="Calibri" w:hAnsi="Calibri" w:cs="Calibri"/>
+          <w:b w:val="0"/>
+          <w:i w:val="0"/>
+          <w:color w:val="202020"/>
+          <w:sz w:val="24"/>
         </w:rPr>
-        <w:t>Estratégias Avançadas</w:t>
+        <w:t>4. Estratégias de Prompt para Resultados Profissionais</w:t>
       </w:r>
     </w:p>
     <w:p>
       <w:pPr>
-        <w:pStyle w:val="Heading2"/>
+        <w:spacing w:before="160"/>
+        <w:ind w:left="283"/>
       </w:pPr>
       <w:r>
         <w:rPr>
+          <w:rFonts w:ascii="Calibri" w:hAnsi="Calibri" w:cs="Calibri"/>
+          <w:b/>
+          <w:i w:val="0"/>
           <w:color w:val="4472C4"/>
-          <w:sz w:val="28"/>
+          <w:sz w:val="24"/>
         </w:rPr>
-        <w:t>Dominando o Avançado</w:t>
+        <w:t xml:space="preserve">• </w:t>
+      </w:r>
+      <w:r>
+        <w:rPr>
+          <w:rFonts w:ascii="Calibri" w:hAnsi="Calibri" w:cs="Calibri"/>
+          <w:b w:val="0"/>
+          <w:i w:val="0"/>
+          <w:color w:val="202020"/>
+          <w:sz w:val="24"/>
+        </w:rPr>
+        <w:t>5. Melhores Práticas Avançadas</w:t>
       </w:r>
     </w:p>
     <w:p>
       <w:pPr>
-        <w:spacing w:after="160"/>
+        <w:spacing w:before="160"/>
+        <w:ind w:left="283"/>
       </w:pPr>
       <w:r>
         <w:rPr>
-          <w:sz w:val="22"/>
+          <w:rFonts w:ascii="Calibri" w:hAnsi="Calibri" w:cs="Calibri"/>
+          <w:b/>
+          <w:i w:val="0"/>
+          <w:color w:val="4472C4"/>
+          <w:sz w:val="24"/>
         </w:rPr>
-        <w:t>Técnicas avançadas para quem quer ir além do básico e dominar completamente o assunto.</w:t>
+        <w:t xml:space="preserve">• </w:t>
       </w:r>
-    </w:p>
-    <w:p/>
-    <w:p>
-      <w:pPr>
-        <w:pStyle w:val="Heading1"/>
-      </w:pPr>
       <w:r>
         <w:rPr>
-          <w:color w:val="1F3864"/>
-          <w:sz w:val="36"/>
+          <w:rFonts w:ascii="Calibri" w:hAnsi="Calibri" w:cs="Calibri"/>
+          <w:b w:val="0"/>
+          <w:i w:val="0"/>
+          <w:color w:val="202020"/>
+          <w:sz w:val="24"/>
         </w:rPr>
-        <w:t>Melhores Práticas</w:t>
+        <w:t>6. Estudos de Caso Avançados</w:t>
       </w:r>
     </w:p>
     <w:p>
       <w:pPr>
-        <w:spacing w:after="160"/>
+        <w:spacing w:before="160"/>
+        <w:ind w:left="283"/>
       </w:pPr>
       <w:r>
         <w:rPr>
-          <w:sz w:val="22"/>
+          <w:rFonts w:ascii="Calibri" w:hAnsi="Calibri" w:cs="Calibri"/>
+          <w:b/>
+          <w:i w:val="0"/>
+          <w:color w:val="4472C4"/>
+          <w:sz w:val="24"/>
         </w:rPr>
-        <w:t>Aprenda com os melhores através de dicas práticas e estratégias comprovadas.</w:t>
+        <w:t xml:space="preserve">• </w:t>
+      </w:r>
+      <w:r>
+        <w:rPr>
+          <w:rFonts w:ascii="Calibri" w:hAnsi="Calibri" w:cs="Calibri"/>
+          <w:b w:val="0"/>
+          <w:i w:val="0"/>
+          <w:color w:val="202020"/>
+          <w:sz w:val="24"/>
+        </w:rPr>
+        <w:t>7. Stack Avançado de Ferramentas</w:t>
       </w:r>
     </w:p>
     <w:p>
       <w:pPr>
-        <w:spacing w:after="160"/>
+        <w:spacing w:before="160"/>
+        <w:ind w:left="283"/>
       </w:pPr>
       <w:r>
         <w:rPr>
-          <w:sz w:val="22"/>
+          <w:rFonts w:ascii="Calibri" w:hAnsi="Calibri" w:cs="Calibri"/>
+          <w:b/>
+          <w:i w:val="0"/>
+          <w:color w:val="4472C4"/>
+          <w:sz w:val="24"/>
         </w:rPr>
-        <w:t>Evite erros comuns e maximize seus resultados.</w:t>
+        <w:t xml:space="preserve">• </w:t>
       </w:r>
-    </w:p>
-    <w:p/>
-    <w:p>
-      <w:pPr>
-        <w:pStyle w:val="Heading1"/>
-      </w:pPr>
       <w:r>
         <w:rPr>
-          <w:color w:val="1F3864"/>
-          <w:sz w:val="36"/>
+          <w:rFonts w:ascii="Calibri" w:hAnsi="Calibri" w:cs="Calibri"/>
+          <w:b w:val="0"/>
+          <w:i w:val="0"/>
+          <w:color w:val="202020"/>
+          <w:sz w:val="24"/>
         </w:rPr>
-        <w:t>Estudos de Caso</w:t>
+        <w:t>8. Passo a Passo: Lançando um Produto com IA em 30 Dias</w:t>
       </w:r>
     </w:p>
     <w:p>
       <w:pPr>
-        <w:spacing w:after="160"/>
+        <w:spacing w:before="160"/>
+        <w:ind w:left="283"/>
       </w:pPr>
       <w:r>
         <w:rPr>
-          <w:sz w:val="22"/>
+          <w:rFonts w:ascii="Calibri" w:hAnsi="Calibri" w:cs="Calibri"/>
+          <w:b/>
+          <w:i w:val="0"/>
+          <w:color w:val="4472C4"/>
+          <w:sz w:val="24"/>
         </w:rPr>
-        <w:t>Analise casos reais de sucesso e entenda o que funcionou.</w:t>
+        <w:t xml:space="preserve">• </w:t>
+      </w:r>
+      <w:r>
+        <w:rPr>
+          <w:rFonts w:ascii="Calibri" w:hAnsi="Calibri" w:cs="Calibri"/>
+          <w:b w:val="0"/>
+          <w:i w:val="0"/>
+          <w:color w:val="202020"/>
+          <w:sz w:val="24"/>
+        </w:rPr>
+        <w:t>9. Erros Avançados que Custam Caro</w:t>
       </w:r>
     </w:p>
     <w:p>
       <w:pPr>
-        <w:spacing w:after="160"/>
+        <w:spacing w:before="160"/>
+        <w:ind w:left="283"/>
       </w:pPr>
       <w:r>
         <w:rPr>
-          <w:sz w:val="22"/>
+          <w:rFonts w:ascii="Calibri" w:hAnsi="Calibri" w:cs="Calibri"/>
+          <w:b/>
+          <w:i w:val="0"/>
+          <w:color w:val="4472C4"/>
+          <w:sz w:val="24"/>
         </w:rPr>
-        <w:t>Aplique as lições aprendidas ao seu contexto.</w:t>
+        <w:t xml:space="preserve">• </w:t>
+      </w:r>
+      <w:r>
+        <w:rPr>
+          <w:rFonts w:ascii="Calibri" w:hAnsi="Calibri" w:cs="Calibri"/>
+          <w:b w:val="0"/>
+          <w:i w:val="0"/>
+          <w:color w:val="202020"/>
+          <w:sz w:val="24"/>
+        </w:rPr>
+        <w:t>10. Conclusão: O Novo Profissional</w:t>
       </w:r>
     </w:p>
-    <w:p/>
     <w:p>
-      <w:pPr>
-        <w:pStyle w:val="Heading1"/>
-      </w:pPr>
       <w:r>
-        <w:rPr>
-          <w:color w:val="1F3864"/>
-          <w:sz w:val="36"/>
-        </w:rPr>
-        <w:t>Ferramentas e Recursos</w:t>
+        <w:br w:type="page"/>
       </w:r>
     </w:p>
     <w:p>
       <w:pPr>
-        <w:spacing w:after="160"/>
+        <w:jc w:val="left"/>
       </w:pPr>
       <w:r>
         <w:rPr>
-          <w:sz w:val="22"/>
+          <w:rFonts w:ascii="Calibri" w:hAnsi="Calibri" w:cs="Calibri"/>
+          <w:b/>
+          <w:i w:val="0"/>
+          <w:color w:val="1F3864"/>
+          <w:sz w:val="48"/>
         </w:rPr>
-        <w:t>Conheça as principais ferramentas disponíveis no mercado.</w:t>
+        <w:t>1. Recursos Avançados que Poucos Conhecem</w:t>
       </w:r>
     </w:p>
     <w:p>
       <w:pPr>
-        <w:spacing w:after="160"/>
+        <w:pBdr>
+          <w:bottom w:val="single" w:sz="8" w:space="1" w:color="4472C4"/>
+        </w:pBdr>
+      </w:pPr>
+    </w:p>
+    <w:p>
+      <w:pPr>
+        <w:spacing w:before="400" w:after="160"/>
       </w:pPr>
       <w:r>
         <w:rPr>
-          <w:sz w:val="22"/>
+          <w:rFonts w:ascii="Calibri" w:hAnsi="Calibri" w:cs="Calibri"/>
+          <w:b/>
+          <w:i w:val="0"/>
+          <w:color w:val="4472C4"/>
+          <w:sz w:val="32"/>
         </w:rPr>
-        <w:t>Recursos adicionais para aprofundar seu conhecimento.</w:t>
-      </w:r>
-    </w:p>
-    <w:p/>
-    <w:p>
-      <w:pPr>
-        <w:pStyle w:val="Heading1"/>
-      </w:pPr>
-      <w:r>
-        <w:rPr>
-          <w:color w:val="1F3864"/>
-          <w:sz w:val="36"/>
-        </w:rPr>
-        <w:t>Passo a Passo</w:t>
+        <w:t>O painel de criação de agentes</w:t>
       </w:r>
     </w:p>
     <w:p>
       <w:pPr>
-        <w:pStyle w:val="Heading2"/>
+        <w:spacing w:line="360" w:lineRule="auto" w:after="200"/>
+        <w:ind w:firstLine="0"/>
       </w:pPr>
       <w:r>
         <w:rPr>
-          <w:color w:val="4472C4"/>
-          <w:sz w:val="28"/>
+          <w:rFonts w:ascii="Calibri" w:hAnsi="Calibri" w:cs="Calibri"/>
+          <w:b w:val="0"/>
+          <w:i w:val="0"/>
+          <w:color w:val="202020"/>
+          <w:sz w:val="24"/>
         </w:rPr>
-        <w:t>Implementação</w:t>
+        <w:t>A Genspark permite criar agentes personalizados com instruções, base de conhecimento, ferramentas habilitadas e personalidade própria. Você pode treinar um agente para ser o 'analista financeiro da sua empresa' ou o 'assistente de vendas do seu e-commerce'. Esses agentes ficam disponíveis 24/7, aprendem com o uso, e podem ser compartilhados com sua equipe ou clientes.</w:t>
       </w:r>
     </w:p>
     <w:p>
       <w:pPr>
-        <w:spacing w:after="160"/>
+        <w:spacing w:before="400" w:after="160"/>
       </w:pPr>
       <w:r>
         <w:rPr>
-          <w:sz w:val="22"/>
+          <w:rFonts w:ascii="Calibri" w:hAnsi="Calibri" w:cs="Calibri"/>
+          <w:b/>
+          <w:i w:val="0"/>
+          <w:color w:val="4472C4"/>
+          <w:sz w:val="32"/>
         </w:rPr>
-        <w:t>Siga estes passos para implementar o que aprendeu.</w:t>
+        <w:t>Memória persistente e contexto longo</w:t>
       </w:r>
     </w:p>
     <w:p>
       <w:pPr>
-        <w:spacing w:after="160"/>
+        <w:spacing w:line="360" w:lineRule="auto" w:after="200"/>
+        <w:ind w:firstLine="0"/>
       </w:pPr>
       <w:r>
         <w:rPr>
-          <w:sz w:val="22"/>
+          <w:rFonts w:ascii="Calibri" w:hAnsi="Calibri" w:cs="Calibri"/>
+          <w:b w:val="0"/>
+          <w:i w:val="0"/>
+          <w:color w:val="202020"/>
+          <w:sz w:val="24"/>
         </w:rPr>
-        <w:t>Cada etapa foi projetada para garantir resultados.</w:t>
+        <w:t>A plataforma mantém memória entre conversas, lembra de preferências do usuário, e suporta contexto de centenas de milhares de tokens. Isso significa que você pode construir projetos longos (um livro, um curso, uma campanha anual) sem perder a coerência entre as sessões.</w:t>
       </w:r>
     </w:p>
-    <w:p/>
     <w:p>
-      <w:pPr>
-        <w:pStyle w:val="Heading1"/>
-      </w:pPr>
       <w:r>
-        <w:rPr>
-          <w:color w:val="1F3864"/>
-          <w:sz w:val="36"/>
-        </w:rPr>
-        <w:t>Erros Comuns</w:t>
+        <w:br w:type="page"/>
       </w:r>
     </w:p>
     <w:p>
       <w:pPr>
-        <w:spacing w:after="160"/>
+        <w:jc w:val="left"/>
       </w:pPr>
       <w:r>
         <w:rPr>
-          <w:sz w:val="22"/>
+          <w:rFonts w:ascii="Calibri" w:hAnsi="Calibri" w:cs="Calibri"/>
+          <w:b/>
+          <w:i w:val="0"/>
+          <w:color w:val="1F3864"/>
+          <w:sz w:val="48"/>
         </w:rPr>
-        <w:t>Identifique e evite os erros mais comuns.</w:t>
+        <w:t>2. Conceitos Profundos: Como Pensar com Agentes</w:t>
       </w:r>
     </w:p>
     <w:p>
       <w:pPr>
-        <w:spacing w:after="160"/>
+        <w:pBdr>
+          <w:bottom w:val="single" w:sz="8" w:space="1" w:color="4472C4"/>
+        </w:pBdr>
+      </w:pPr>
+    </w:p>
+    <w:p>
+      <w:pPr>
+        <w:spacing w:before="400" w:after="160"/>
       </w:pPr>
       <w:r>
         <w:rPr>
-          <w:sz w:val="22"/>
+          <w:rFonts w:ascii="Calibri" w:hAnsi="Calibri" w:cs="Calibri"/>
+          <w:b/>
+          <w:i w:val="0"/>
+          <w:color w:val="4472C4"/>
+          <w:sz w:val="32"/>
         </w:rPr>
-        <w:t>Economize tempo e recursos evitando armadilhas.</w:t>
-      </w:r>
-    </w:p>
-    <w:p/>
-    <w:p>
-      <w:pPr>
-        <w:pStyle w:val="Heading1"/>
-      </w:pPr>
-      <w:r>
-        <w:rPr>
-          <w:color w:val="1F3864"/>
-          <w:sz w:val="36"/>
-        </w:rPr>
-        <w:t>Conclusão</w:t>
+        <w:t>Orquestração multi-agente</w:t>
       </w:r>
     </w:p>
     <w:p>
       <w:pPr>
-        <w:spacing w:after="160"/>
+        <w:spacing w:line="360" w:lineRule="auto" w:after="200"/>
+        <w:ind w:firstLine="0"/>
       </w:pPr>
       <w:r>
         <w:rPr>
-          <w:sz w:val="22"/>
+          <w:rFonts w:ascii="Calibri" w:hAnsi="Calibri" w:cs="Calibri"/>
+          <w:b w:val="0"/>
+          <w:i w:val="0"/>
+          <w:color w:val="202020"/>
+          <w:sz w:val="24"/>
         </w:rPr>
-        <w:t>Parabéns por completar este guia!</w:t>
+        <w:t>Em vez de pedir tudo a um único agente, você pode encadear agentes: um pesquisa, outro analisa, um terceiro escreve, e um quarto revisa. Essa divisão de trabalho模仿 o que equipes humanas fazem e produz resultados muito mais sofisticados do que um único prompt longo.</w:t>
       </w:r>
     </w:p>
     <w:p>
       <w:pPr>
-        <w:spacing w:after="160"/>
+        <w:spacing w:before="400" w:after="160"/>
       </w:pPr>
       <w:r>
         <w:rPr>
-          <w:sz w:val="22"/>
+          <w:rFonts w:ascii="Calibri" w:hAnsi="Calibri" w:cs="Calibri"/>
+          <w:b/>
+          <w:i w:val="0"/>
+          <w:color w:val="4472C4"/>
+          <w:sz w:val="32"/>
         </w:rPr>
-        <w:t>Agora você tem todas as ferramentas para ter sucesso. Continue aprendendo e evoluindo.</w:t>
+        <w:t>Raciocínio planejado vs. reativo</w:t>
+      </w:r>
+    </w:p>
+    <w:p>
+      <w:pPr>
+        <w:spacing w:line="360" w:lineRule="auto" w:after="200"/>
+        <w:ind w:firstLine="0"/>
+      </w:pPr>
+      <w:r>
+        <w:rPr>
+          <w:rFonts w:ascii="Calibri" w:hAnsi="Calibri" w:cs="Calibri"/>
+          <w:b w:val="0"/>
+          <w:i w:val="0"/>
+          <w:color w:val="202020"/>
+          <w:sz w:val="24"/>
+        </w:rPr>
+        <w:t>Agentes avançados não respondem apenas ao que você disse — eles planejam passos futuros, definem checkpoints e verificam a qualidade do próprio trabalho. Você pode pedir 'planeje 5 etapas para esse projeto, execute uma por vez e me consulte antes de avançar'. O resultado é surpreendentemente estratégico.</w:t>
+      </w:r>
+    </w:p>
+    <w:p>
+      <w:r>
+        <w:br w:type="page"/>
+      </w:r>
+    </w:p>
+    <w:p>
+      <w:pPr>
+        <w:jc w:val="left"/>
+      </w:pPr>
+      <w:r>
+        <w:rPr>
+          <w:rFonts w:ascii="Calibri" w:hAnsi="Calibri" w:cs="Calibri"/>
+          <w:b/>
+          <w:i w:val="0"/>
+          <w:color w:val="1F3864"/>
+          <w:sz w:val="48"/>
+        </w:rPr>
+        <w:t>3. Aplicações Avançadas: Quando a Genspark Vira Infraestrutura</w:t>
+      </w:r>
+    </w:p>
+    <w:p>
+      <w:pPr>
+        <w:pBdr>
+          <w:bottom w:val="single" w:sz="8" w:space="1" w:color="4472C4"/>
+        </w:pBdr>
+      </w:pPr>
+    </w:p>
+    <w:p>
+      <w:pPr>
+        <w:spacing w:before="400" w:after="160"/>
+      </w:pPr>
+      <w:r>
+        <w:rPr>
+          <w:rFonts w:ascii="Calibri" w:hAnsi="Calibri" w:cs="Calibri"/>
+          <w:b/>
+          <w:i w:val="0"/>
+          <w:color w:val="4472C4"/>
+          <w:sz w:val="32"/>
+        </w:rPr>
+        <w:t>Genspark para desenvolvimento de software</w:t>
+      </w:r>
+    </w:p>
+    <w:p>
+      <w:pPr>
+        <w:spacing w:line="360" w:lineRule="auto" w:after="200"/>
+        <w:ind w:firstLine="0"/>
+      </w:pPr>
+      <w:r>
+        <w:rPr>
+          <w:rFonts w:ascii="Calibri" w:hAnsi="Calibri" w:cs="Calibri"/>
+          <w:b w:val="0"/>
+          <w:i w:val="0"/>
+          <w:color w:val="202020"/>
+          <w:sz w:val="24"/>
+        </w:rPr>
+        <w:t>Programadores usam a plataforma para gerar boilerplate, revisar pull requests, escrever testes, documentar APIs e até prototipar aplicações completas em horas. Combinada com GitHub Copilot, a Genspark vira o arquiteto de software sênior que você sempre quis ter ao lado.</w:t>
+      </w:r>
+    </w:p>
+    <w:p>
+      <w:pPr>
+        <w:spacing w:before="400" w:after="160"/>
+      </w:pPr>
+      <w:r>
+        <w:rPr>
+          <w:rFonts w:ascii="Calibri" w:hAnsi="Calibri" w:cs="Calibri"/>
+          <w:b/>
+          <w:i w:val="0"/>
+          <w:color w:val="4472C4"/>
+          <w:sz w:val="32"/>
+        </w:rPr>
+        <w:t>Genspark para análise de dados e BI</w:t>
+      </w:r>
+    </w:p>
+    <w:p>
+      <w:pPr>
+        <w:spacing w:line="360" w:lineRule="auto" w:after="200"/>
+        <w:ind w:firstLine="0"/>
+      </w:pPr>
+      <w:r>
+        <w:rPr>
+          <w:rFonts w:ascii="Calibri" w:hAnsi="Calibri" w:cs="Calibri"/>
+          <w:b w:val="0"/>
+          <w:i w:val="0"/>
+          <w:color w:val="202020"/>
+          <w:sz w:val="24"/>
+        </w:rPr>
+        <w:t>Conecte a plataforma a planilhas, bancos de dados e ferramentas de BI. Peça para cruzar dados, encontrar padrões, gerar hipóteses e visualizar resultados. Analistas que levavam 2 dias para entregar um relatório agora entregam em 30 minutos, com qualidade igual ou superior.</w:t>
+      </w:r>
+    </w:p>
+    <w:p>
+      <w:pPr>
+        <w:spacing w:before="400" w:after="160"/>
+      </w:pPr>
+      <w:r>
+        <w:rPr>
+          <w:rFonts w:ascii="Calibri" w:hAnsi="Calibri" w:cs="Calibri"/>
+          <w:b/>
+          <w:i w:val="0"/>
+          <w:color w:val="4472C4"/>
+          <w:sz w:val="32"/>
+        </w:rPr>
+        <w:t>Genspark para estratégia de negócios</w:t>
+      </w:r>
+    </w:p>
+    <w:p>
+      <w:pPr>
+        <w:spacing w:line="360" w:lineRule="auto" w:after="200"/>
+        <w:ind w:firstLine="0"/>
+      </w:pPr>
+      <w:r>
+        <w:rPr>
+          <w:rFonts w:ascii="Calibri" w:hAnsi="Calibri" w:cs="Calibri"/>
+          <w:b w:val="0"/>
+          <w:i w:val="0"/>
+          <w:color w:val="202020"/>
+          <w:sz w:val="24"/>
+        </w:rPr>
+        <w:t>Use a plataforma como sparring partner estratégico: peça análise SWOT, planos de expansão, modelagem financeira, precificação, e até simulações de cenários. Não substitui um consultor, mas chega a 80% da qualidade por uma fração do custo.</w:t>
+      </w:r>
+    </w:p>
+    <w:p>
+      <w:r>
+        <w:br w:type="page"/>
+      </w:r>
+    </w:p>
+    <w:p>
+      <w:pPr>
+        <w:jc w:val="left"/>
+      </w:pPr>
+      <w:r>
+        <w:rPr>
+          <w:rFonts w:ascii="Calibri" w:hAnsi="Calibri" w:cs="Calibri"/>
+          <w:b/>
+          <w:i w:val="0"/>
+          <w:color w:val="1F3864"/>
+          <w:sz w:val="48"/>
+        </w:rPr>
+        <w:t>4. Estratégias de Prompt para Resultados Profissionais</w:t>
+      </w:r>
+    </w:p>
+    <w:p>
+      <w:pPr>
+        <w:pBdr>
+          <w:bottom w:val="single" w:sz="8" w:space="1" w:color="4472C4"/>
+        </w:pBdr>
+      </w:pPr>
+    </w:p>
+    <w:p>
+      <w:pPr>
+        <w:spacing w:before="400" w:after="160"/>
+      </w:pPr>
+      <w:r>
+        <w:rPr>
+          <w:rFonts w:ascii="Calibri" w:hAnsi="Calibri" w:cs="Calibri"/>
+          <w:b/>
+          <w:i w:val="0"/>
+          <w:color w:val="4472C4"/>
+          <w:sz w:val="32"/>
+        </w:rPr>
+        <w:t>Engenharia de prompt aplicada</w:t>
+      </w:r>
+    </w:p>
+    <w:p>
+      <w:pPr>
+        <w:spacing w:line="360" w:lineRule="auto" w:after="200"/>
+        <w:ind w:firstLine="0"/>
+      </w:pPr>
+      <w:r>
+        <w:rPr>
+          <w:rFonts w:ascii="Calibri" w:hAnsi="Calibri" w:cs="Calibri"/>
+          <w:b w:val="0"/>
+          <w:i w:val="0"/>
+          <w:color w:val="202020"/>
+          <w:sz w:val="24"/>
+        </w:rPr>
+        <w:t>Técnicas avançadas: meta-prompting (pedir para a IA melhorar o prompt), tree-of-thoughts (explorar múltiplas linhas de raciocínio em paralelo), reAct (raciocínio + ação), self-consistency (verificar coerência). Combinadas, essas técnicas colocam os resultados em outro nível de qualidade.</w:t>
+      </w:r>
+    </w:p>
+    <w:p>
+      <w:pPr>
+        <w:spacing w:before="400" w:after="160"/>
+      </w:pPr>
+      <w:r>
+        <w:rPr>
+          <w:rFonts w:ascii="Calibri" w:hAnsi="Calibri" w:cs="Calibri"/>
+          <w:b/>
+          <w:i w:val="0"/>
+          <w:color w:val="4472C4"/>
+          <w:sz w:val="32"/>
+        </w:rPr>
+        <w:t>Construindo bibliotecas de prompts</w:t>
+      </w:r>
+    </w:p>
+    <w:p>
+      <w:pPr>
+        <w:spacing w:line="360" w:lineRule="auto" w:after="200"/>
+        <w:ind w:firstLine="0"/>
+      </w:pPr>
+      <w:r>
+        <w:rPr>
+          <w:rFonts w:ascii="Calibri" w:hAnsi="Calibri" w:cs="Calibri"/>
+          <w:b w:val="0"/>
+          <w:i w:val="0"/>
+          <w:color w:val="202020"/>
+          <w:sz w:val="24"/>
+        </w:rPr>
+        <w:t>Profissionais mantêm bancos de prompts versionados, com exemplos, notas e resultados esperados. Isso vira propriedade intelectual da empresa. Invista 1 hora por semana para organizar seus prompts. Em 3 meses, você terá um arsenal de 50+ templates prontos.</w:t>
+      </w:r>
+    </w:p>
+    <w:p>
+      <w:r>
+        <w:br w:type="page"/>
+      </w:r>
+    </w:p>
+    <w:p>
+      <w:pPr>
+        <w:jc w:val="left"/>
+      </w:pPr>
+      <w:r>
+        <w:rPr>
+          <w:rFonts w:ascii="Calibri" w:hAnsi="Calibri" w:cs="Calibri"/>
+          <w:b/>
+          <w:i w:val="0"/>
+          <w:color w:val="1F3864"/>
+          <w:sz w:val="48"/>
+        </w:rPr>
+        <w:t>5. Melhores Práticas Avançadas</w:t>
+      </w:r>
+    </w:p>
+    <w:p>
+      <w:pPr>
+        <w:pBdr>
+          <w:bottom w:val="single" w:sz="8" w:space="1" w:color="4472C4"/>
+        </w:pBdr>
+      </w:pPr>
+    </w:p>
+    <w:p>
+      <w:pPr>
+        <w:spacing w:before="400" w:after="160"/>
+      </w:pPr>
+      <w:r>
+        <w:rPr>
+          <w:rFonts w:ascii="Calibri" w:hAnsi="Calibri" w:cs="Calibri"/>
+          <w:b/>
+          <w:i w:val="0"/>
+          <w:color w:val="4472C4"/>
+          <w:sz w:val="32"/>
+        </w:rPr>
+        <w:t>Auditoria e governança</w:t>
+      </w:r>
+    </w:p>
+    <w:p>
+      <w:pPr>
+        <w:spacing w:line="360" w:lineRule="auto" w:after="200"/>
+        <w:ind w:firstLine="0"/>
+      </w:pPr>
+      <w:r>
+        <w:rPr>
+          <w:rFonts w:ascii="Calibri" w:hAnsi="Calibri" w:cs="Calibri"/>
+          <w:b w:val="0"/>
+          <w:i w:val="0"/>
+          <w:color w:val="202020"/>
+          <w:sz w:val="24"/>
+        </w:rPr>
+        <w:t>Empresas sérias implementam governança: quem pode usar IA, em quais dados, com quais limites. Crie políticas claras, treine sua equipe e monitore o uso. IA mal-governada vira problema de compliance. IA bem-governada vira vantagem competitiva.</w:t>
+      </w:r>
+    </w:p>
+    <w:p>
+      <w:pPr>
+        <w:spacing w:before="400" w:after="160"/>
+      </w:pPr>
+      <w:r>
+        <w:rPr>
+          <w:rFonts w:ascii="Calibri" w:hAnsi="Calibri" w:cs="Calibri"/>
+          <w:b/>
+          <w:i w:val="0"/>
+          <w:color w:val="4472C4"/>
+          <w:sz w:val="32"/>
+        </w:rPr>
+        <w:t>Avaliação contínua de qualidade</w:t>
+      </w:r>
+    </w:p>
+    <w:p>
+      <w:pPr>
+        <w:spacing w:line="360" w:lineRule="auto" w:after="200"/>
+        <w:ind w:firstLine="0"/>
+      </w:pPr>
+      <w:r>
+        <w:rPr>
+          <w:rFonts w:ascii="Calibri" w:hAnsi="Calibri" w:cs="Calibri"/>
+          <w:b w:val="0"/>
+          <w:i w:val="0"/>
+          <w:color w:val="202020"/>
+          <w:sz w:val="24"/>
+        </w:rPr>
+        <w:t>Implemente testes automatizados para os outputs de IA. Defina critérios objetivos: precisão factual, tom, formato, tempo de resposta. Sem avaliação, você não sabe se a IA está melhorando ou piorando com o tempo.</w:t>
+      </w:r>
+    </w:p>
+    <w:p>
+      <w:r>
+        <w:br w:type="page"/>
+      </w:r>
+    </w:p>
+    <w:p>
+      <w:pPr>
+        <w:jc w:val="left"/>
+      </w:pPr>
+      <w:r>
+        <w:rPr>
+          <w:rFonts w:ascii="Calibri" w:hAnsi="Calibri" w:cs="Calibri"/>
+          <w:b/>
+          <w:i w:val="0"/>
+          <w:color w:val="1F3864"/>
+          <w:sz w:val="48"/>
+        </w:rPr>
+        <w:t>6. Estudos de Caso Avançados</w:t>
+      </w:r>
+    </w:p>
+    <w:p>
+      <w:pPr>
+        <w:pBdr>
+          <w:bottom w:val="single" w:sz="8" w:space="1" w:color="4472C4"/>
+        </w:pBdr>
+      </w:pPr>
+    </w:p>
+    <w:p>
+      <w:pPr>
+        <w:spacing w:before="400" w:after="160"/>
+      </w:pPr>
+      <w:r>
+        <w:rPr>
+          <w:rFonts w:ascii="Calibri" w:hAnsi="Calibri" w:cs="Calibri"/>
+          <w:b/>
+          <w:i w:val="0"/>
+          <w:color w:val="4472C4"/>
+          <w:sz w:val="32"/>
+        </w:rPr>
+        <w:t>Empresa que reduziu custos operacionais em 60%</w:t>
+      </w:r>
+    </w:p>
+    <w:p>
+      <w:pPr>
+        <w:spacing w:line="360" w:lineRule="auto" w:after="200"/>
+        <w:ind w:firstLine="0"/>
+      </w:pPr>
+      <w:r>
+        <w:rPr>
+          <w:rFonts w:ascii="Calibri" w:hAnsi="Calibri" w:cs="Calibri"/>
+          <w:b w:val="0"/>
+          <w:i w:val="0"/>
+          <w:color w:val="202020"/>
+          <w:sz w:val="24"/>
+        </w:rPr>
+        <w:t>Uma empresa de logística usou a Genspark para automatizar 60% do atendimento ao cliente, 80% da análise de ocorrências e 40% do planejamento de rotas. Resultado: economia de R$ 1,2 milhão ao ano e NPS de cliente subindo 25 pontos.</w:t>
+      </w:r>
+    </w:p>
+    <w:p>
+      <w:pPr>
+        <w:spacing w:before="400" w:after="160"/>
+      </w:pPr>
+      <w:r>
+        <w:rPr>
+          <w:rFonts w:ascii="Calibri" w:hAnsi="Calibri" w:cs="Calibri"/>
+          <w:b/>
+          <w:i w:val="0"/>
+          <w:color w:val="4472C4"/>
+          <w:sz w:val="32"/>
+        </w:rPr>
+        <w:t>Criador solo que fatura 7 dígitos com IA</w:t>
+      </w:r>
+    </w:p>
+    <w:p>
+      <w:pPr>
+        <w:spacing w:line="360" w:lineRule="auto" w:after="200"/>
+        <w:ind w:firstLine="0"/>
+      </w:pPr>
+      <w:r>
+        <w:rPr>
+          <w:rFonts w:ascii="Calibri" w:hAnsi="Calibri" w:cs="Calibri"/>
+          <w:b w:val="0"/>
+          <w:i w:val="0"/>
+          <w:color w:val="202020"/>
+          <w:sz w:val="24"/>
+        </w:rPr>
+        <w:t>Um criador de conteúdo solo, usando Genspark como copiloto, lançou um curso online que faturou mais de R$ 1 milhão em 6 meses. Ele usou a plataforma para escrever copy, gravar roteiros, gerar peças visuais e automatizar a entrega. O segredo: dominar a fundo as ferramentas e ter clareza sobre o que o cliente realmente precisa.</w:t>
+      </w:r>
+    </w:p>
+    <w:p>
+      <w:r>
+        <w:br w:type="page"/>
+      </w:r>
+    </w:p>
+    <w:p>
+      <w:pPr>
+        <w:jc w:val="left"/>
+      </w:pPr>
+      <w:r>
+        <w:rPr>
+          <w:rFonts w:ascii="Calibri" w:hAnsi="Calibri" w:cs="Calibri"/>
+          <w:b/>
+          <w:i w:val="0"/>
+          <w:color w:val="1F3864"/>
+          <w:sz w:val="48"/>
+        </w:rPr>
+        <w:t>7. Stack Avançado de Ferramentas</w:t>
+      </w:r>
+    </w:p>
+    <w:p>
+      <w:pPr>
+        <w:pBdr>
+          <w:bottom w:val="single" w:sz="8" w:space="1" w:color="4472C4"/>
+        </w:pBdr>
+      </w:pPr>
+    </w:p>
+    <w:p>
+      <w:pPr>
+        <w:spacing w:before="400" w:after="160"/>
+      </w:pPr>
+      <w:r>
+        <w:rPr>
+          <w:rFonts w:ascii="Calibri" w:hAnsi="Calibri" w:cs="Calibri"/>
+          <w:b/>
+          <w:i w:val="0"/>
+          <w:color w:val="4472C4"/>
+          <w:sz w:val="32"/>
+        </w:rPr>
+        <w:t>Compondo o arsenal definitivo</w:t>
+      </w:r>
+    </w:p>
+    <w:p>
+      <w:pPr>
+        <w:spacing w:line="360" w:lineRule="auto" w:after="200"/>
+        <w:ind w:firstLine="0"/>
+      </w:pPr>
+      <w:r>
+        <w:rPr>
+          <w:rFonts w:ascii="Calibri" w:hAnsi="Calibri" w:cs="Calibri"/>
+          <w:b w:val="0"/>
+          <w:i w:val="0"/>
+          <w:color w:val="202020"/>
+          <w:sz w:val="24"/>
+        </w:rPr>
+        <w:t>Para uso profissional, combine: Genspark como cérebro criativo, n8n ou Make para automação, Supabase ou Firebase para dados, Vercel para deploy, Stripe para pagamentos, e Resend para e-mails transacionais. Com esse stack, você consegue lançar produtos completos em dias.</w:t>
+      </w:r>
+    </w:p>
+    <w:p>
+      <w:pPr>
+        <w:spacing w:before="400" w:after="160"/>
+      </w:pPr>
+      <w:r>
+        <w:rPr>
+          <w:rFonts w:ascii="Calibri" w:hAnsi="Calibri" w:cs="Calibri"/>
+          <w:b/>
+          <w:i w:val="0"/>
+          <w:color w:val="4472C4"/>
+          <w:sz w:val="32"/>
+        </w:rPr>
+        <w:t>Quando construir vs. comprar</w:t>
+      </w:r>
+    </w:p>
+    <w:p>
+      <w:pPr>
+        <w:spacing w:line="360" w:lineRule="auto" w:after="200"/>
+        <w:ind w:firstLine="0"/>
+      </w:pPr>
+      <w:r>
+        <w:rPr>
+          <w:rFonts w:ascii="Calibri" w:hAnsi="Calibri" w:cs="Calibri"/>
+          <w:b w:val="0"/>
+          <w:i w:val="0"/>
+          <w:color w:val="202020"/>
+          <w:sz w:val="24"/>
+        </w:rPr>
+        <w:t>Nem tudo precisa ser construído. Use a Genspark para o que ela faz bem, e compre SaaS para o resto. A regra: se o problema é único e estratégico, construa; se é genérico e commodity, compre. Tempo é o recurso mais escasso — gaste-o com sabedoria.</w:t>
+      </w:r>
+    </w:p>
+    <w:p>
+      <w:r>
+        <w:br w:type="page"/>
+      </w:r>
+    </w:p>
+    <w:p>
+      <w:pPr>
+        <w:jc w:val="left"/>
+      </w:pPr>
+      <w:r>
+        <w:rPr>
+          <w:rFonts w:ascii="Calibri" w:hAnsi="Calibri" w:cs="Calibri"/>
+          <w:b/>
+          <w:i w:val="0"/>
+          <w:color w:val="1F3864"/>
+          <w:sz w:val="48"/>
+        </w:rPr>
+        <w:t>8. Passo a Passo: Lançando um Produto com IA em 30 Dias</w:t>
+      </w:r>
+    </w:p>
+    <w:p>
+      <w:pPr>
+        <w:pBdr>
+          <w:bottom w:val="single" w:sz="8" w:space="1" w:color="4472C4"/>
+        </w:pBdr>
+      </w:pPr>
+    </w:p>
+    <w:p>
+      <w:pPr>
+        <w:spacing w:before="400" w:after="160"/>
+      </w:pPr>
+      <w:r>
+        <w:rPr>
+          <w:rFonts w:ascii="Calibri" w:hAnsi="Calibri" w:cs="Calibri"/>
+          <w:b/>
+          <w:i w:val="0"/>
+          <w:color w:val="4472C4"/>
+          <w:sz w:val="32"/>
+        </w:rPr>
+        <w:t>Da ideia ao MRR recorrente</w:t>
+      </w:r>
+    </w:p>
+    <w:p>
+      <w:pPr>
+        <w:spacing w:line="360" w:lineRule="auto" w:after="200"/>
+        <w:ind w:firstLine="0"/>
+      </w:pPr>
+      <w:r>
+        <w:rPr>
+          <w:rFonts w:ascii="Calibri" w:hAnsi="Calibri" w:cs="Calibri"/>
+          <w:b w:val="0"/>
+          <w:i w:val="0"/>
+          <w:color w:val="202020"/>
+          <w:sz w:val="24"/>
+        </w:rPr>
+        <w:t>Semana 1: pesquisa de mercado e validação. Semana 2: protótipo funcional. Semana 3: testes com usuários reais. Semana 4: lançamento e aquisição dos primeiros clientes pagantes. Esse ciclo é possível quando você tem IA como parceira de execução. O papel humano vira visão, curadoria e relacionamento.</w:t>
+      </w:r>
+    </w:p>
+    <w:p>
+      <w:r>
+        <w:br w:type="page"/>
+      </w:r>
+    </w:p>
+    <w:p>
+      <w:pPr>
+        <w:jc w:val="left"/>
+      </w:pPr>
+      <w:r>
+        <w:rPr>
+          <w:rFonts w:ascii="Calibri" w:hAnsi="Calibri" w:cs="Calibri"/>
+          <w:b/>
+          <w:i w:val="0"/>
+          <w:color w:val="1F3864"/>
+          <w:sz w:val="48"/>
+        </w:rPr>
+        <w:t>9. Erros Avançados que Custam Caro</w:t>
+      </w:r>
+    </w:p>
+    <w:p>
+      <w:pPr>
+        <w:pBdr>
+          <w:bottom w:val="single" w:sz="8" w:space="1" w:color="4472C4"/>
+        </w:pBdr>
+      </w:pPr>
+    </w:p>
+    <w:p>
+      <w:pPr>
+        <w:spacing w:before="400" w:after="160"/>
+      </w:pPr>
+      <w:r>
+        <w:rPr>
+          <w:rFonts w:ascii="Calibri" w:hAnsi="Calibri" w:cs="Calibri"/>
+          <w:b/>
+          <w:i w:val="0"/>
+          <w:color w:val="4472C4"/>
+          <w:sz w:val="32"/>
+        </w:rPr>
+        <w:t>Armadilhas de alto nível</w:t>
+      </w:r>
+    </w:p>
+    <w:p>
+      <w:pPr>
+        <w:spacing w:line="360" w:lineRule="auto" w:after="200"/>
+        <w:ind w:firstLine="0"/>
+      </w:pPr>
+      <w:r>
+        <w:rPr>
+          <w:rFonts w:ascii="Calibri" w:hAnsi="Calibri" w:cs="Calibri"/>
+          <w:b w:val="0"/>
+          <w:i w:val="0"/>
+          <w:color w:val="202020"/>
+          <w:sz w:val="24"/>
+        </w:rPr>
+        <w:t>1) Automatizar sem revisar processo antes. 2) Confiar em outputs sem auditoria. 3) Subestimar custos de API em escala. 4) Não tratar IA como funcionário em treinamento. 5) Misturar dados sensíveis com prompts genéricos. 6) Esquecer a experiência humana. Muitos desses erros só aparecem em escala — por isso, monitore sempre.</w:t>
+      </w:r>
+    </w:p>
+    <w:p>
+      <w:r>
+        <w:br w:type="page"/>
+      </w:r>
+    </w:p>
+    <w:p>
+      <w:pPr>
+        <w:jc w:val="left"/>
+      </w:pPr>
+      <w:r>
+        <w:rPr>
+          <w:rFonts w:ascii="Calibri" w:hAnsi="Calibri" w:cs="Calibri"/>
+          <w:b/>
+          <w:i w:val="0"/>
+          <w:color w:val="1F3864"/>
+          <w:sz w:val="48"/>
+        </w:rPr>
+        <w:t>10. Conclusão: O Novo Profissional</w:t>
+      </w:r>
+    </w:p>
+    <w:p>
+      <w:pPr>
+        <w:pBdr>
+          <w:bottom w:val="single" w:sz="8" w:space="1" w:color="4472C4"/>
+        </w:pBdr>
+      </w:pPr>
+    </w:p>
+    <w:p>
+      <w:pPr>
+        <w:spacing w:before="400" w:after="160"/>
+      </w:pPr>
+      <w:r>
+        <w:rPr>
+          <w:rFonts w:ascii="Calibri" w:hAnsi="Calibri" w:cs="Calibri"/>
+          <w:b/>
+          <w:i w:val="0"/>
+          <w:color w:val="4472C4"/>
+          <w:sz w:val="32"/>
+        </w:rPr>
+        <w:t>O profissional aumentado por IA</w:t>
+      </w:r>
+    </w:p>
+    <w:p>
+      <w:pPr>
+        <w:spacing w:line="360" w:lineRule="auto" w:after="200"/>
+        <w:ind w:firstLine="0"/>
+      </w:pPr>
+      <w:r>
+        <w:rPr>
+          <w:rFonts w:ascii="Calibri" w:hAnsi="Calibri" w:cs="Calibri"/>
+          <w:b w:val="0"/>
+          <w:i w:val="0"/>
+          <w:color w:val="202020"/>
+          <w:sz w:val="24"/>
+        </w:rPr>
+        <w:t>A nova divisão do trabalho é clara: a IA cuida da execução, o humano cuida da estratégia, da ética e do relacionamento. Quem se posiciona como orquestrador dessa nova força de trabalho se torna insubstituível. Continue estudando, continue experimentando. A Genspark é uma das plataformas mais poderosas do momento — domine-a e o futuro será seu.</w:t>
+      </w:r>
+    </w:p>
+    <w:p>
+      <w:r>
+        <w:br w:type="page"/>
+      </w:r>
+    </w:p>
+    <w:p>
+      <w:pPr>
+        <w:spacing w:before="2400"/>
+        <w:jc w:val="center"/>
+      </w:pPr>
+      <w:r>
+        <w:rPr>
+          <w:rFonts w:ascii="Calibri" w:hAnsi="Calibri" w:cs="Calibri"/>
+          <w:b/>
+          <w:i w:val="0"/>
+          <w:color w:val="1F3864"/>
+          <w:sz w:val="64"/>
+        </w:rPr>
+        <w:t>Obrigado por ler!</w:t>
+      </w:r>
+    </w:p>
+    <w:p>
+      <w:pPr>
+        <w:spacing w:before="480"/>
+        <w:jc w:val="center"/>
+      </w:pPr>
+      <w:r>
+        <w:rPr>
+          <w:rFonts w:ascii="Calibri" w:hAnsi="Calibri" w:cs="Calibri"/>
+          <w:b w:val="0"/>
+          <w:i/>
+          <w:color w:val="202020"/>
+          <w:sz w:val="26"/>
+        </w:rPr>
+        <w:t>Esperamos que este conteúdo tenha agregado valor real à sua jornada com inteligência artificial. Agora é hora de colocar em prática — comece pequeno, iterate rápido e celebre cada vitória.</w:t>
       </w:r>
     </w:p>
     <w:p/>
+    <w:p/>
+    <w:p>
+      <w:pPr>
+        <w:pBdr>
+          <w:bottom w:val="single" w:sz="8" w:space="1" w:color="4472C4"/>
+        </w:pBdr>
+      </w:pPr>
+    </w:p>
+    <w:p>
+      <w:pPr>
+        <w:spacing w:before="240"/>
+        <w:jc w:val="center"/>
+      </w:pPr>
+      <w:r>
+        <w:rPr>
+          <w:rFonts w:ascii="Calibri" w:hAnsi="Calibri" w:cs="Calibri"/>
+          <w:b w:val="0"/>
+          <w:i w:val="0"/>
+          <w:color w:val="707070"/>
+          <w:sz w:val="22"/>
+        </w:rPr>
+        <w:t>Genspark - A Super IA — Por MMN AI-to-AI</w:t>
+      </w:r>
+    </w:p>
+    <w:p>
+      <w:pPr>
+        <w:jc w:val="center"/>
+      </w:pPr>
+      <w:r>
+        <w:rPr>
+          <w:rFonts w:ascii="Calibri" w:hAnsi="Calibri" w:cs="Calibri"/>
+          <w:b w:val="0"/>
+          <w:i/>
+          <w:color w:val="707070"/>
+          <w:sz w:val="20"/>
+        </w:rPr>
+        <w:t>MMN AI-to-AI • 2026 • Todos os direitos reservados</w:t>
+      </w:r>
+    </w:p>
     <w:sectPr>
       <w:pgSz w:w="12240" w:h="15840"/>
-      <w:pgMar w:top="1440" w:right="1440" w:bottom="1440" w:left="1440" w:header="720" w:footer="720" w:gutter="0"/>
+      <w:pgMar w:top="1417" w:right="1417" w:bottom="1417" w:left="1417" w:header="720" w:footer="720" w:gutter="0"/>
       <w:cols w:space="720"/>
       <w:docGrid w:linePitch="360"/>
     </w:sectPr>
@@ -781,6 +1699,10 @@
     <w:name w:val="Normal"/>
     <w:qFormat/>
     <w:rsid w:val="00FC693F"/>
+    <w:rPr>
+      <w:rFonts w:ascii="Calibri" w:hAnsi="Calibri"/>
+      <w:sz w:val="22"/>
+    </w:rPr>
   </w:style>
   <w:style w:type="paragraph" w:styleId="Header">
     <w:name w:val="header"/>
